--- a/toBuy.docx
+++ b/toBuy.docx
@@ -133,6 +133,15 @@
       <w:r>
         <w:t>Colored pens for sketching</w:t>
       </w:r>
+    </w:p>
+    <w:p>
+      <w:pPr>
+        <w:pStyle w:val="ListParagraph"/>
+        <w:numPr>
+          <w:ilvl w:val="0"/>
+          <w:numId w:val="1"/>
+        </w:numPr>
+      </w:pPr>
     </w:p>
     <w:sectPr>
       <w:pgSz w:w="12240" w:h="15840"/>
@@ -149,7 +158,7 @@
   <w:abstractNum w:abstractNumId="0" w15:restartNumberingAfterBreak="0">
     <w:nsid w:val="2EEA04A0"/>
     <w:multiLevelType w:val="hybridMultilevel"/>
-    <w:tmpl w:val="1E642C56"/>
+    <w:tmpl w:val="871E1312"/>
     <w:lvl w:ilvl="0" w:tplc="04090001">
       <w:start w:val="1"/>
       <w:numFmt w:val="bullet"/>

--- a/toBuy.docx
+++ b/toBuy.docx
@@ -11,7 +11,7 @@
         </w:numPr>
       </w:pPr>
       <w:r>
-        <w:t>Accordion folder for business docs</w:t>
+        <w:t>Extra Dremel battery</w:t>
       </w:r>
     </w:p>
     <w:p>
@@ -23,7 +23,7 @@
         </w:numPr>
       </w:pPr>
       <w:r>
-        <w:t>E-tablet for sketching</w:t>
+        <w:t>Counter bores</w:t>
       </w:r>
     </w:p>
     <w:p>
@@ -35,7 +35,7 @@
         </w:numPr>
       </w:pPr>
       <w:r>
-        <w:t>Monitor</w:t>
+        <w:t>Sewing machine</w:t>
       </w:r>
     </w:p>
     <w:p>
@@ -47,7 +47,7 @@
         </w:numPr>
       </w:pPr>
       <w:r>
-        <w:t>Dedicated computer</w:t>
+        <w:t>Whiteboard</w:t>
       </w:r>
     </w:p>
     <w:p>
@@ -59,7 +59,7 @@
         </w:numPr>
       </w:pPr>
       <w:r>
-        <w:t>Sewing machine</w:t>
+        <w:t>E-tablet for sketching</w:t>
       </w:r>
     </w:p>
     <w:p>
@@ -71,7 +71,7 @@
         </w:numPr>
       </w:pPr>
       <w:r>
-        <w:t>Kim wipes</w:t>
+        <w:t>Monitor</w:t>
       </w:r>
     </w:p>
     <w:p>
@@ -83,7 +83,7 @@
         </w:numPr>
       </w:pPr>
       <w:r>
-        <w:t>IPA spray</w:t>
+        <w:t>Dedicated computer</w:t>
       </w:r>
     </w:p>
     <w:p>
@@ -95,7 +95,7 @@
         </w:numPr>
       </w:pPr>
       <w:r>
-        <w:t>Whiteboard</w:t>
+        <w:t>Kim wipes</w:t>
       </w:r>
     </w:p>
     <w:p>
@@ -107,7 +107,7 @@
         </w:numPr>
       </w:pPr>
       <w:r>
-        <w:t>Business cards</w:t>
+        <w:t>IPA spray</w:t>
       </w:r>
     </w:p>
     <w:p>
@@ -119,7 +119,7 @@
         </w:numPr>
       </w:pPr>
       <w:r>
-        <w:t>Pens with logo</w:t>
+        <w:t>Business cards</w:t>
       </w:r>
     </w:p>
     <w:p>
@@ -131,7 +131,31 @@
         </w:numPr>
       </w:pPr>
       <w:r>
+        <w:t>Pens with logo</w:t>
+      </w:r>
+    </w:p>
+    <w:p>
+      <w:pPr>
+        <w:pStyle w:val="ListParagraph"/>
+        <w:numPr>
+          <w:ilvl w:val="0"/>
+          <w:numId w:val="1"/>
+        </w:numPr>
+      </w:pPr>
+      <w:r>
         <w:t>Colored pens for sketching</w:t>
+      </w:r>
+    </w:p>
+    <w:p>
+      <w:pPr>
+        <w:pStyle w:val="ListParagraph"/>
+        <w:numPr>
+          <w:ilvl w:val="0"/>
+          <w:numId w:val="1"/>
+        </w:numPr>
+      </w:pPr>
+      <w:r>
+        <w:t>Accordion folder for business docs</w:t>
       </w:r>
     </w:p>
     <w:p>
@@ -158,7 +182,7 @@
   <w:abstractNum w:abstractNumId="0" w15:restartNumberingAfterBreak="0">
     <w:nsid w:val="2EEA04A0"/>
     <w:multiLevelType w:val="hybridMultilevel"/>
-    <w:tmpl w:val="871E1312"/>
+    <w:tmpl w:val="AB1CC9EA"/>
     <w:lvl w:ilvl="0" w:tplc="04090001">
       <w:start w:val="1"/>
       <w:numFmt w:val="bullet"/>

--- a/toBuy.docx
+++ b/toBuy.docx
@@ -156,6 +156,47 @@
       </w:pPr>
       <w:r>
         <w:t>Accordion folder for business docs</w:t>
+      </w:r>
+    </w:p>
+    <w:p>
+      <w:pPr>
+        <w:pStyle w:val="ListParagraph"/>
+        <w:numPr>
+          <w:ilvl w:val="0"/>
+          <w:numId w:val="1"/>
+        </w:numPr>
+      </w:pPr>
+      <w:r>
+        <w:t>Filament snippers</w:t>
+      </w:r>
+    </w:p>
+    <w:p>
+      <w:pPr>
+        <w:pStyle w:val="ListParagraph"/>
+        <w:numPr>
+          <w:ilvl w:val="0"/>
+          <w:numId w:val="1"/>
+        </w:numPr>
+      </w:pPr>
+      <w:proofErr w:type="spellStart"/>
+      <w:r>
+        <w:t>Needlenose</w:t>
+      </w:r>
+      <w:proofErr w:type="spellEnd"/>
+      <w:r>
+        <w:t xml:space="preserve"> pliers</w:t>
+      </w:r>
+    </w:p>
+    <w:p>
+      <w:pPr>
+        <w:pStyle w:val="ListParagraph"/>
+        <w:numPr>
+          <w:ilvl w:val="0"/>
+          <w:numId w:val="1"/>
+        </w:numPr>
+      </w:pPr>
+      <w:r>
+        <w:t>Tool chest</w:t>
       </w:r>
     </w:p>
     <w:p>
